--- a/note.docx
+++ b/note.docx
@@ -57,7 +57,15 @@
     <w:p>
       <w:r>
         <w:tab/>
-        <w:t>- nội dung của contextAPI thay đổi: tất cả thằng con sử dụng  cũng render theo</w:t>
+        <w:t xml:space="preserve">- nội dung của contextAPI thay đổi: tất cả thằng con sử </w:t>
+      </w:r>
+      <w:proofErr w:type="gramStart"/>
+      <w:r>
+        <w:t>dụng  cũng</w:t>
+      </w:r>
+      <w:proofErr w:type="gramEnd"/>
+      <w:r>
+        <w:t xml:space="preserve"> render theo</w:t>
       </w:r>
     </w:p>
     <w:p>
@@ -87,6 +95,9 @@
     <w:p/>
     <w:p>
       <w:r>
+        <w:rPr>
+          <w:noProof/>
+        </w:rPr>
         <w:drawing>
           <wp:inline distT="0" distB="0" distL="0" distR="0" wp14:anchorId="6A3603B5" wp14:editId="5BF5271B">
             <wp:extent cx="5943600" cy="2974340"/>
@@ -129,30 +140,21 @@
         <w:br w:type="page"/>
       </w:r>
     </w:p>
-    <w:p/>
     <w:p>
       <w:pPr>
         <w:jc w:val="center"/>
         <w:rPr>
           <w:b/>
           <w:bCs/>
-          <w:sz w:val="24"/>
-          <w:szCs w:val="24"/>
         </w:rPr>
       </w:pPr>
       <w:r>
         <w:rPr>
           <w:b/>
           <w:bCs/>
-          <w:sz w:val="24"/>
-          <w:szCs w:val="24"/>
-        </w:rPr>
-        <w:t>Cài đặt Redux</w:t>
-      </w:r>
-    </w:p>
-    <w:p>
-      <w:r>
-        <w:t>npm install --save-exact react@18.2.0 react-dom@18.2.0</w:t>
+        </w:rPr>
+        <w:lastRenderedPageBreak/>
+        <w:t>Cách hoạt động của redux</w:t>
       </w:r>
     </w:p>
     <w:p>
@@ -160,150 +162,18 @@
         <w:rPr>
           <w:b/>
           <w:bCs/>
-          <w:sz w:val="24"/>
-          <w:szCs w:val="24"/>
         </w:rPr>
       </w:pPr>
-    </w:p>
-    <w:p>
-      <w:r>
-        <w:t>- (cài đặt redux thuần)</w:t>
-      </w:r>
-    </w:p>
-    <w:p>
-      <w:pPr>
-        <w:ind w:firstLine="720"/>
-        <w:rPr>
-          <w:b/>
-          <w:bCs/>
-        </w:rPr>
-      </w:pPr>
-      <w:r>
-        <w:t xml:space="preserve">Cài đặt thư viện </w:t>
-      </w:r>
-      <w:r>
-        <w:rPr>
-          <w:b/>
-          <w:bCs/>
-        </w:rPr>
-        <w:t>Redux</w:t>
-      </w:r>
-      <w:r>
-        <w:rPr>
-          <w:b/>
-          <w:bCs/>
-        </w:rPr>
-        <w:t xml:space="preserve"> và Redux-react</w:t>
-      </w:r>
-    </w:p>
-    <w:p>
-      <w:r>
-        <w:tab/>
-      </w:r>
-      <w:r>
-        <w:tab/>
-        <w:t xml:space="preserve">npm install --save-exact </w:t>
-      </w:r>
-      <w:hyperlink r:id="rId5" w:history="1">
-        <w:r>
-          <w:rPr>
-            <w:rStyle w:val="Hyperlink"/>
-          </w:rPr>
-          <w:t>redux@4.1.2</w:t>
-        </w:r>
-      </w:hyperlink>
-      <w:r>
-        <w:t xml:space="preserve"> </w:t>
-      </w:r>
-      <w:hyperlink r:id="rId6" w:history="1">
-        <w:r>
-          <w:rPr>
-            <w:rStyle w:val="Hyperlink"/>
-          </w:rPr>
-          <w:t>react-redux@8.1.1</w:t>
-        </w:r>
-      </w:hyperlink>
-    </w:p>
-    <w:p>
-      <w:r>
-        <w:tab/>
-      </w:r>
-      <w:r>
-        <w:tab/>
-      </w:r>
-    </w:p>
-    <w:p>
-      <w:r>
-        <w:tab/>
-        <w:t xml:space="preserve">Cài đặt </w:t>
-      </w:r>
-      <w:hyperlink r:id="rId7" w:history="1">
-        <w:r>
-          <w:rPr>
-            <w:rStyle w:val="Hyperlink"/>
-          </w:rPr>
-          <w:t>redux-dev-tool-extension@2.13.9</w:t>
-        </w:r>
-      </w:hyperlink>
-    </w:p>
-    <w:p>
-      <w:r>
-        <w:tab/>
-      </w:r>
-      <w:r>
-        <w:tab/>
-        <w:t xml:space="preserve">npm </w:t>
-      </w:r>
-      <w:r>
-        <w:t xml:space="preserve">install --save-exact </w:t>
-      </w:r>
-      <w:hyperlink r:id="rId8" w:history="1">
-        <w:r>
-          <w:rPr>
-            <w:rStyle w:val="Hyperlink"/>
-          </w:rPr>
-          <w:t>redux-devtool</w:t>
-        </w:r>
-        <w:r>
-          <w:rPr>
-            <w:rStyle w:val="Hyperlink"/>
-          </w:rPr>
-          <w:t>s</w:t>
-        </w:r>
-        <w:r>
-          <w:rPr>
-            <w:rStyle w:val="Hyperlink"/>
-          </w:rPr>
-          <w:t>-extension@2.13.9</w:t>
-        </w:r>
-      </w:hyperlink>
-    </w:p>
-    <w:p/>
-    <w:p>
-      <w:r>
-        <w:t xml:space="preserve">- Tạo thư mục </w:t>
-      </w:r>
-      <w:r>
-        <w:rPr>
-          <w:b/>
-          <w:bCs/>
-        </w:rPr>
-        <w:t>redux, reducer, action</w:t>
-      </w:r>
-      <w:r>
-        <w:t xml:space="preserve"> trong src</w:t>
-      </w:r>
-    </w:p>
-    <w:p>
-      <w:r>
-        <w:tab/>
-      </w:r>
-      <w:r>
+      <w:r>
+        <w:rPr>
+          <w:b/>
+          <w:bCs/>
+        </w:rPr>
         <w:drawing>
-          <wp:inline distT="0" distB="0" distL="0" distR="0" wp14:anchorId="7B5F3D6C" wp14:editId="0FC44868">
-            <wp:extent cx="2486372" cy="1009791"/>
-            <wp:effectExtent l="0" t="0" r="9525" b="0"/>
-            <wp:docPr id="1" name="Picture 1"/>
+          <wp:inline distT="0" distB="0" distL="0" distR="0" wp14:anchorId="74C2971F" wp14:editId="71529105">
+            <wp:extent cx="5943600" cy="4295140"/>
+            <wp:effectExtent l="0" t="0" r="0" b="0"/>
+            <wp:docPr id="4" name="Picture 4"/>
             <wp:cNvGraphicFramePr>
               <a:graphicFrameLocks xmlns:a="http://schemas.openxmlformats.org/drawingml/2006/main" noChangeAspect="1"/>
             </wp:cNvGraphicFramePr>
@@ -315,7 +185,7 @@
                     <pic:cNvPicPr/>
                   </pic:nvPicPr>
                   <pic:blipFill>
-                    <a:blip r:embed="rId9"/>
+                    <a:blip r:embed="rId5"/>
                     <a:stretch>
                       <a:fillRect/>
                     </a:stretch>
@@ -323,7 +193,7 @@
                   <pic:spPr>
                     <a:xfrm>
                       <a:off x="0" y="0"/>
-                      <a:ext cx="2486372" cy="1009791"/>
+                      <a:ext cx="5943600" cy="4295140"/>
                     </a:xfrm>
                     <a:prstGeom prst="rect">
                       <a:avLst/>
@@ -337,45 +207,67 @@
       </w:r>
     </w:p>
     <w:p>
-      <w:r>
+      <w:pPr>
+        <w:rPr>
+          <w:b/>
+          <w:bCs/>
+        </w:rPr>
+      </w:pPr>
+      <w:r>
+        <w:rPr>
+          <w:b/>
+          <w:bCs/>
+        </w:rPr>
         <w:br w:type="page"/>
       </w:r>
     </w:p>
+    <w:p>
+      <w:pPr>
+        <w:rPr>
+          <w:b/>
+          <w:bCs/>
+        </w:rPr>
+      </w:pPr>
+    </w:p>
+    <w:p/>
     <w:p>
       <w:pPr>
         <w:jc w:val="center"/>
         <w:rPr>
           <w:b/>
           <w:bCs/>
-          <w:sz w:val="28"/>
-          <w:szCs w:val="28"/>
+          <w:sz w:val="24"/>
+          <w:szCs w:val="24"/>
         </w:rPr>
       </w:pPr>
       <w:r>
         <w:rPr>
           <w:b/>
           <w:bCs/>
-          <w:sz w:val="28"/>
-          <w:szCs w:val="28"/>
-        </w:rPr>
-        <w:lastRenderedPageBreak/>
-        <w:t>Redux-Hook</w:t>
-      </w:r>
-    </w:p>
-    <w:p>
-      <w:r>
-        <w:rPr>
-          <w:b/>
-          <w:bCs/>
-        </w:rPr>
-        <w:t>useSelector()</w:t>
-      </w:r>
-      <w:r>
-        <w:rPr>
-          <w:b/>
-          <w:bCs/>
-        </w:rPr>
-        <w:t xml:space="preserve">: </w:t>
+          <w:sz w:val="24"/>
+          <w:szCs w:val="24"/>
+        </w:rPr>
+        <w:t>Cài đặt Redux</w:t>
+      </w:r>
+    </w:p>
+    <w:p>
+      <w:r>
+        <w:t>npm install --save-exact react@18.2.0 react-dom@18.2.0</w:t>
+      </w:r>
+    </w:p>
+    <w:p>
+      <w:pPr>
+        <w:rPr>
+          <w:b/>
+          <w:bCs/>
+          <w:sz w:val="24"/>
+          <w:szCs w:val="24"/>
+        </w:rPr>
+      </w:pPr>
+    </w:p>
+    <w:p>
+      <w:r>
+        <w:t>- (cài đặt redux thuần)</w:t>
       </w:r>
     </w:p>
     <w:p>
@@ -387,11 +279,119 @@
         </w:rPr>
       </w:pPr>
       <w:r>
+        <w:t xml:space="preserve">Cài đặt thư viện </w:t>
+      </w:r>
+      <w:r>
+        <w:rPr>
+          <w:b/>
+          <w:bCs/>
+        </w:rPr>
+        <w:t>Redux</w:t>
+      </w:r>
+      <w:r>
+        <w:rPr>
+          <w:b/>
+          <w:bCs/>
+        </w:rPr>
+        <w:t xml:space="preserve"> và Redux-react</w:t>
+      </w:r>
+    </w:p>
+    <w:p>
+      <w:r>
+        <w:tab/>
+      </w:r>
+      <w:r>
+        <w:tab/>
+        <w:t xml:space="preserve">npm install --save-exact </w:t>
+      </w:r>
+      <w:hyperlink r:id="rId6" w:history="1">
+        <w:r>
+          <w:rPr>
+            <w:rStyle w:val="Hyperlink"/>
+          </w:rPr>
+          <w:t>redux@4.1.2</w:t>
+        </w:r>
+      </w:hyperlink>
+      <w:r>
+        <w:t xml:space="preserve"> </w:t>
+      </w:r>
+      <w:hyperlink r:id="rId7" w:history="1">
+        <w:r>
+          <w:rPr>
+            <w:rStyle w:val="Hyperlink"/>
+          </w:rPr>
+          <w:t>react-redux@8.1.1</w:t>
+        </w:r>
+      </w:hyperlink>
+    </w:p>
+    <w:p>
+      <w:r>
+        <w:tab/>
+      </w:r>
+      <w:r>
+        <w:tab/>
+      </w:r>
+    </w:p>
+    <w:p>
+      <w:r>
+        <w:tab/>
+        <w:t xml:space="preserve">Cài đặt </w:t>
+      </w:r>
+      <w:hyperlink r:id="rId8" w:history="1">
+        <w:r>
+          <w:rPr>
+            <w:rStyle w:val="Hyperlink"/>
+          </w:rPr>
+          <w:t>redux-dev-tool-extension@2.13.9</w:t>
+        </w:r>
+      </w:hyperlink>
+    </w:p>
+    <w:p>
+      <w:r>
+        <w:tab/>
+      </w:r>
+      <w:r>
+        <w:tab/>
+        <w:t xml:space="preserve">npm install --save-exact </w:t>
+      </w:r>
+      <w:hyperlink r:id="rId9" w:history="1">
+        <w:r>
+          <w:rPr>
+            <w:rStyle w:val="Hyperlink"/>
+          </w:rPr>
+          <w:t>redux-devtools-extension@2.13.9</w:t>
+        </w:r>
+      </w:hyperlink>
+    </w:p>
+    <w:p/>
+    <w:p>
+      <w:r>
+        <w:t xml:space="preserve">- Tạo thư mục </w:t>
+      </w:r>
+      <w:r>
+        <w:rPr>
+          <w:b/>
+          <w:bCs/>
+        </w:rPr>
+        <w:t>redux, reducer, action</w:t>
+      </w:r>
+      <w:r>
+        <w:t xml:space="preserve"> trong src</w:t>
+      </w:r>
+    </w:p>
+    <w:p>
+      <w:r>
+        <w:tab/>
+      </w:r>
+      <w:r>
+        <w:rPr>
+          <w:noProof/>
+        </w:rPr>
         <w:drawing>
-          <wp:inline distT="0" distB="0" distL="0" distR="0" wp14:anchorId="60E3F60A" wp14:editId="1AAE8398">
-            <wp:extent cx="5598543" cy="366656"/>
-            <wp:effectExtent l="0" t="0" r="2540" b="0"/>
-            <wp:docPr id="3" name="Picture 3"/>
+          <wp:inline distT="0" distB="0" distL="0" distR="0" wp14:anchorId="7B5F3D6C" wp14:editId="0FC44868">
+            <wp:extent cx="2486372" cy="1009791"/>
+            <wp:effectExtent l="0" t="0" r="9525" b="0"/>
+            <wp:docPr id="1" name="Picture 1"/>
             <wp:cNvGraphicFramePr>
               <a:graphicFrameLocks xmlns:a="http://schemas.openxmlformats.org/drawingml/2006/main" noChangeAspect="1"/>
             </wp:cNvGraphicFramePr>
@@ -411,6 +411,106 @@
                   <pic:spPr>
                     <a:xfrm>
                       <a:off x="0" y="0"/>
+                      <a:ext cx="2486372" cy="1009791"/>
+                    </a:xfrm>
+                    <a:prstGeom prst="rect">
+                      <a:avLst/>
+                    </a:prstGeom>
+                  </pic:spPr>
+                </pic:pic>
+              </a:graphicData>
+            </a:graphic>
+          </wp:inline>
+        </w:drawing>
+      </w:r>
+    </w:p>
+    <w:p>
+      <w:r>
+        <w:br w:type="page"/>
+      </w:r>
+    </w:p>
+    <w:p>
+      <w:pPr>
+        <w:jc w:val="center"/>
+        <w:rPr>
+          <w:b/>
+          <w:bCs/>
+          <w:sz w:val="28"/>
+          <w:szCs w:val="28"/>
+        </w:rPr>
+      </w:pPr>
+      <w:r>
+        <w:rPr>
+          <w:b/>
+          <w:bCs/>
+          <w:sz w:val="28"/>
+          <w:szCs w:val="28"/>
+        </w:rPr>
+        <w:lastRenderedPageBreak/>
+        <w:t>Redux-Hook</w:t>
+      </w:r>
+    </w:p>
+    <w:p>
+      <w:proofErr w:type="gramStart"/>
+      <w:r>
+        <w:rPr>
+          <w:b/>
+          <w:bCs/>
+        </w:rPr>
+        <w:t>useSelector(</w:t>
+      </w:r>
+      <w:proofErr w:type="gramEnd"/>
+      <w:r>
+        <w:rPr>
+          <w:b/>
+          <w:bCs/>
+        </w:rPr>
+        <w:t>)</w:t>
+      </w:r>
+      <w:r>
+        <w:rPr>
+          <w:b/>
+          <w:bCs/>
+        </w:rPr>
+        <w:t xml:space="preserve">: </w:t>
+      </w:r>
+    </w:p>
+    <w:p>
+      <w:pPr>
+        <w:ind w:firstLine="720"/>
+        <w:rPr>
+          <w:b/>
+          <w:bCs/>
+        </w:rPr>
+      </w:pPr>
+      <w:r>
+        <w:rPr>
+          <w:noProof/>
+        </w:rPr>
+        <w:drawing>
+          <wp:inline distT="0" distB="0" distL="0" distR="0" wp14:anchorId="60E3F60A" wp14:editId="1AAE8398">
+            <wp:extent cx="5598543" cy="366656"/>
+            <wp:effectExtent l="0" t="0" r="2540" b="0"/>
+            <wp:docPr id="3" name="Picture 3"/>
+            <wp:cNvGraphicFramePr>
+              <a:graphicFrameLocks xmlns:a="http://schemas.openxmlformats.org/drawingml/2006/main" noChangeAspect="1"/>
+            </wp:cNvGraphicFramePr>
+            <a:graphic xmlns:a="http://schemas.openxmlformats.org/drawingml/2006/main">
+              <a:graphicData uri="http://schemas.openxmlformats.org/drawingml/2006/picture">
+                <pic:pic xmlns:pic="http://schemas.openxmlformats.org/drawingml/2006/picture">
+                  <pic:nvPicPr>
+                    <pic:cNvPr id="1" name=""/>
+                    <pic:cNvPicPr/>
+                  </pic:nvPicPr>
+                  <pic:blipFill>
+                    <a:blip r:embed="rId11"/>
+                    <a:stretch>
+                      <a:fillRect/>
+                    </a:stretch>
+                  </pic:blipFill>
+                  <pic:spPr>
+                    <a:xfrm>
+                      <a:off x="0" y="0"/>
                       <a:ext cx="5643604" cy="369607"/>
                     </a:xfrm>
                     <a:prstGeom prst="rect">
@@ -440,7 +540,99 @@
         <w:t xml:space="preserve"> của Redux</w:t>
       </w:r>
     </w:p>
-    <w:p/>
+    <w:p>
+      <w:r>
+        <w:br w:type="page"/>
+      </w:r>
+    </w:p>
+    <w:p>
+      <w:pPr>
+        <w:jc w:val="center"/>
+        <w:rPr>
+          <w:b/>
+          <w:bCs/>
+          <w:sz w:val="28"/>
+          <w:szCs w:val="28"/>
+        </w:rPr>
+      </w:pPr>
+      <w:r>
+        <w:rPr>
+          <w:b/>
+          <w:bCs/>
+          <w:sz w:val="28"/>
+          <w:szCs w:val="28"/>
+        </w:rPr>
+        <w:lastRenderedPageBreak/>
+        <w:t>Redux-</w:t>
+      </w:r>
+      <w:r>
+        <w:rPr>
+          <w:b/>
+          <w:bCs/>
+          <w:sz w:val="28"/>
+          <w:szCs w:val="28"/>
+        </w:rPr>
+        <w:t>Thunk</w:t>
+      </w:r>
+    </w:p>
+    <w:p>
+      <w:r>
+        <w:rPr>
+          <w:b/>
+          <w:bCs/>
+        </w:rPr>
+        <w:t>Redux-Thunk</w:t>
+      </w:r>
+      <w:r>
+        <w:rPr>
+          <w:b/>
+          <w:bCs/>
+        </w:rPr>
+        <w:t>:</w:t>
+      </w:r>
+      <w:r>
+        <w:rPr>
+          <w:b/>
+          <w:bCs/>
+        </w:rPr>
+        <w:t xml:space="preserve"> </w:t>
+      </w:r>
+      <w:r>
+        <w:t>mục đích dùng để</w:t>
+      </w:r>
+      <w:r>
+        <w:t xml:space="preserve"> xử lý middleware (gọi api trong redux)</w:t>
+      </w:r>
+      <w:r>
+        <w:t xml:space="preserve">. Chỉ dùng trong </w:t>
+      </w:r>
+      <w:r>
+        <w:rPr>
+          <w:b/>
+          <w:bCs/>
+        </w:rPr>
+        <w:t>action</w:t>
+      </w:r>
+      <w:r>
+        <w:t xml:space="preserve"> của redux</w:t>
+      </w:r>
+    </w:p>
+    <w:p>
+      <w:r>
+        <w:tab/>
+      </w:r>
+    </w:p>
+    <w:p>
+      <w:r>
+        <w:t>Cài đặt:</w:t>
+      </w:r>
+    </w:p>
+    <w:p>
+      <w:r>
+        <w:tab/>
+        <w:t>npm install --save-exact redux-thunk@2.4.1</w:t>
+      </w:r>
+    </w:p>
     <w:sectPr>
       <w:pgSz w:w="12240" w:h="15840"/>
       <w:pgMar w:top="1440" w:right="1440" w:bottom="1440" w:left="1440" w:header="720" w:footer="720" w:gutter="0"/>
@@ -849,7 +1041,7 @@
   <w:style w:type="paragraph" w:default="1" w:styleId="Normal">
     <w:name w:val="Normal"/>
     <w:qFormat/>
-    <w:rsid w:val="00F16544"/>
+    <w:rsid w:val="00EB690D"/>
   </w:style>
   <w:style w:type="character" w:default="1" w:styleId="DefaultParagraphFont">
     <w:name w:val="Default Paragraph Font"/>

--- a/note.docx
+++ b/note.docx
@@ -168,6 +168,7 @@
         <w:rPr>
           <w:b/>
           <w:bCs/>
+          <w:noProof/>
         </w:rPr>
         <w:drawing>
           <wp:inline distT="0" distB="0" distL="0" distR="0" wp14:anchorId="74C2971F" wp14:editId="71529105">
@@ -539,6 +540,260 @@
       <w:r>
         <w:t xml:space="preserve"> của Redux</w:t>
       </w:r>
+    </w:p>
+    <w:p>
+      <w:proofErr w:type="gramStart"/>
+      <w:r>
+        <w:rPr>
+          <w:b/>
+          <w:bCs/>
+        </w:rPr>
+        <w:t>useDispatch(</w:t>
+      </w:r>
+      <w:proofErr w:type="gramEnd"/>
+      <w:r>
+        <w:rPr>
+          <w:b/>
+          <w:bCs/>
+        </w:rPr>
+        <w:t>):</w:t>
+      </w:r>
+      <w:r>
+        <w:t xml:space="preserve"> khai báo dispatch</w:t>
+      </w:r>
+    </w:p>
+    <w:p>
+      <w:pPr>
+        <w:shd w:val="clear" w:color="auto" w:fill="1E1E1E"/>
+        <w:spacing w:line="285" w:lineRule="atLeast"/>
+        <w:ind w:left="1440" w:firstLine="720"/>
+        <w:rPr>
+          <w:rFonts w:ascii="Consolas" w:eastAsia="Times New Roman" w:hAnsi="Consolas" w:cs="Times New Roman"/>
+          <w:color w:val="DADADA"/>
+          <w:sz w:val="21"/>
+          <w:szCs w:val="21"/>
+        </w:rPr>
+      </w:pPr>
+      <w:r>
+        <w:rPr>
+          <w:rFonts w:ascii="Consolas" w:eastAsia="Times New Roman" w:hAnsi="Consolas" w:cs="Times New Roman"/>
+          <w:color w:val="569CD6"/>
+          <w:sz w:val="21"/>
+          <w:szCs w:val="21"/>
+        </w:rPr>
+        <w:t>const</w:t>
+      </w:r>
+      <w:r>
+        <w:rPr>
+          <w:rFonts w:ascii="Consolas" w:eastAsia="Times New Roman" w:hAnsi="Consolas" w:cs="Times New Roman"/>
+          <w:color w:val="DADADA"/>
+          <w:sz w:val="21"/>
+          <w:szCs w:val="21"/>
+        </w:rPr>
+        <w:t xml:space="preserve"> </w:t>
+      </w:r>
+      <w:r>
+        <w:rPr>
+          <w:rFonts w:ascii="Consolas" w:eastAsia="Times New Roman" w:hAnsi="Consolas" w:cs="Times New Roman"/>
+          <w:color w:val="DCDCAA"/>
+          <w:sz w:val="21"/>
+          <w:szCs w:val="21"/>
+        </w:rPr>
+        <w:t>dispatch</w:t>
+      </w:r>
+      <w:r>
+        <w:rPr>
+          <w:rFonts w:ascii="Consolas" w:eastAsia="Times New Roman" w:hAnsi="Consolas" w:cs="Times New Roman"/>
+          <w:color w:val="DADADA"/>
+          <w:sz w:val="21"/>
+          <w:szCs w:val="21"/>
+        </w:rPr>
+        <w:t xml:space="preserve"> </w:t>
+      </w:r>
+      <w:r>
+        <w:rPr>
+          <w:rFonts w:ascii="Consolas" w:eastAsia="Times New Roman" w:hAnsi="Consolas" w:cs="Times New Roman"/>
+          <w:color w:val="B4B4B4"/>
+          <w:sz w:val="21"/>
+          <w:szCs w:val="21"/>
+        </w:rPr>
+        <w:t>=</w:t>
+      </w:r>
+      <w:r>
+        <w:rPr>
+          <w:rFonts w:ascii="Consolas" w:eastAsia="Times New Roman" w:hAnsi="Consolas" w:cs="Times New Roman"/>
+          <w:color w:val="DADADA"/>
+          <w:sz w:val="21"/>
+          <w:szCs w:val="21"/>
+        </w:rPr>
+        <w:t xml:space="preserve"> </w:t>
+      </w:r>
+      <w:proofErr w:type="gramStart"/>
+      <w:r>
+        <w:rPr>
+          <w:rFonts w:ascii="Consolas" w:eastAsia="Times New Roman" w:hAnsi="Consolas" w:cs="Times New Roman"/>
+          <w:color w:val="DCDCAA"/>
+          <w:sz w:val="21"/>
+          <w:szCs w:val="21"/>
+        </w:rPr>
+        <w:t>useDispatch</w:t>
+      </w:r>
+      <w:r>
+        <w:rPr>
+          <w:rFonts w:ascii="Consolas" w:eastAsia="Times New Roman" w:hAnsi="Consolas" w:cs="Times New Roman"/>
+          <w:color w:val="DADADA"/>
+          <w:sz w:val="21"/>
+          <w:szCs w:val="21"/>
+        </w:rPr>
+        <w:t>(</w:t>
+      </w:r>
+      <w:proofErr w:type="gramEnd"/>
+      <w:r>
+        <w:rPr>
+          <w:rFonts w:ascii="Consolas" w:eastAsia="Times New Roman" w:hAnsi="Consolas" w:cs="Times New Roman"/>
+          <w:color w:val="DADADA"/>
+          <w:sz w:val="21"/>
+          <w:szCs w:val="21"/>
+        </w:rPr>
+        <w:t>)</w:t>
+      </w:r>
+      <w:r>
+        <w:rPr>
+          <w:rFonts w:ascii="Consolas" w:eastAsia="Times New Roman" w:hAnsi="Consolas" w:cs="Times New Roman"/>
+          <w:color w:val="B4B4B4"/>
+          <w:sz w:val="21"/>
+          <w:szCs w:val="21"/>
+        </w:rPr>
+        <w:t>;</w:t>
+      </w:r>
+    </w:p>
+    <w:p/>
+    <w:p/>
+    <w:p>
+      <w:pPr>
+        <w:jc w:val="center"/>
+        <w:rPr>
+          <w:b/>
+          <w:bCs/>
+          <w:sz w:val="28"/>
+          <w:szCs w:val="28"/>
+        </w:rPr>
+      </w:pPr>
+      <w:r>
+        <w:rPr>
+          <w:b/>
+          <w:bCs/>
+          <w:sz w:val="28"/>
+          <w:szCs w:val="28"/>
+        </w:rPr>
+        <w:t>Redux-</w:t>
+      </w:r>
+      <w:r>
+        <w:rPr>
+          <w:b/>
+          <w:bCs/>
+          <w:sz w:val="28"/>
+          <w:szCs w:val="28"/>
+        </w:rPr>
+        <w:t>Toolkit</w:t>
+      </w:r>
+    </w:p>
+    <w:p>
+      <w:r>
+        <w:t xml:space="preserve">Nhược điểm redux thuần: </w:t>
+      </w:r>
+    </w:p>
+    <w:p>
+      <w:pPr>
+        <w:ind w:left="720"/>
+      </w:pPr>
+      <w:r>
+        <w:t>- tạo store quá phức tạp</w:t>
+      </w:r>
+    </w:p>
+    <w:p>
+      <w:pPr>
+        <w:ind w:left="720"/>
+      </w:pPr>
+      <w:r>
+        <w:t>- tạo quá nhiều file</w:t>
+      </w:r>
+    </w:p>
+    <w:p>
+      <w:r>
+        <w:t>Ưu điểm redux-tookit:</w:t>
+      </w:r>
+    </w:p>
+    <w:p>
+      <w:r>
+        <w:tab/>
+        <w:t>- với thư viện immer library, thì redux cho phép thay đổi trực tiếp trạng thái logic</w:t>
+      </w:r>
+    </w:p>
+    <w:p>
+      <w:r>
+        <w:t>Cài đặt:</w:t>
+      </w:r>
+    </w:p>
+    <w:p>
+      <w:pPr>
+        <w:rPr>
+          <w:b/>
+          <w:bCs/>
+        </w:rPr>
+      </w:pPr>
+      <w:r>
+        <w:tab/>
+      </w:r>
+      <w:r>
+        <w:rPr>
+          <w:b/>
+          <w:bCs/>
+        </w:rPr>
+        <w:t>npm install @reduxjs/toolkit react-redux</w:t>
+      </w:r>
+    </w:p>
+    <w:p/>
+    <w:p>
+      <w:r>
+        <w:t xml:space="preserve">Cài đặt </w:t>
+      </w:r>
+      <w:hyperlink r:id="rId12" w:history="1">
+        <w:r>
+          <w:rPr>
+            <w:rStyle w:val="Hyperlink"/>
+          </w:rPr>
+          <w:t>redux-dev-tool-extension@2.13.9</w:t>
+        </w:r>
+      </w:hyperlink>
+    </w:p>
+    <w:p>
+      <w:pPr>
+        <w:rPr>
+          <w:b/>
+          <w:bCs/>
+        </w:rPr>
+      </w:pPr>
+      <w:r>
+        <w:tab/>
+      </w:r>
+      <w:r>
+        <w:rPr>
+          <w:b/>
+          <w:bCs/>
+        </w:rPr>
+        <w:t xml:space="preserve">npm install --save-exact </w:t>
+      </w:r>
+      <w:hyperlink r:id="rId13" w:history="1">
+        <w:r>
+          <w:rPr>
+            <w:rStyle w:val="Hyperlink"/>
+            <w:b/>
+            <w:bCs/>
+          </w:rPr>
+          <w:t>redux-devtools-extension@2.13.9</w:t>
+        </w:r>
+      </w:hyperlink>
     </w:p>
     <w:p>
       <w:r>
@@ -1041,7 +1296,7 @@
   <w:style w:type="paragraph" w:default="1" w:styleId="Normal">
     <w:name w:val="Normal"/>
     <w:qFormat/>
-    <w:rsid w:val="00EB690D"/>
+    <w:rsid w:val="00CA759B"/>
   </w:style>
   <w:style w:type="character" w:default="1" w:styleId="DefaultParagraphFont">
     <w:name w:val="Default Paragraph Font"/>
